--- a/Compta-Gestion/RevisionsDCG/NC-24DCG-UE8_corrigé en classe.docx
+++ b/Compta-Gestion/RevisionsDCG/NC-24DCG-UE8_corrigé en classe.docx
@@ -3654,25 +3654,7 @@
           <w:sz w:val="22"/>
           <w:szCs w:val="22"/>
         </w:rPr>
-        <w:t xml:space="preserve">En relisant le document 1, vous réalisez qu’une situation spécifique n’est pas prise en compte à l’issue de l’envoi des propositions : parfois, quand l’artiste est très populaire, son agence peut émettre une contre-proposition demandant un cachet excédant le budget, Popcorn peut alors décider de négocier à nouveau le budget de dossier de production (DP). Si le DP est accepté, alors </w:t>
-      </w:r>
-      <w:proofErr w:type="gramStart"/>
-      <w:r>
-        <w:rPr>
-          <w:rFonts w:ascii="Arial" w:hAnsi="Arial" w:cs="Arial"/>
-          <w:sz w:val="22"/>
-          <w:szCs w:val="22"/>
-        </w:rPr>
-        <w:t>la</w:t>
-      </w:r>
-      <w:proofErr w:type="gramEnd"/>
-      <w:r>
-        <w:rPr>
-          <w:rFonts w:ascii="Arial" w:hAnsi="Arial" w:cs="Arial"/>
-          <w:sz w:val="22"/>
-          <w:szCs w:val="22"/>
-        </w:rPr>
-        <w:t xml:space="preserve"> négociation du casting avec le cachet demandé peut avoir lieu.</w:t>
+        <w:t>En relisant le document 1, vous réalisez qu’une situation spécifique n’est pas prise en compte à l’issue de l’envoi des propositions : parfois, quand l’artiste est très populaire, son agence peut émettre une contre-proposition demandant un cachet excédant le budget, Popcorn peut alors décider de négocier à nouveau le budget de dossier de production (DP). Si le DP est accepté, alors la négociation du casting avec le cachet demandé peut avoir lieu.</w:t>
       </w:r>
     </w:p>
     <w:p>
@@ -5204,16 +5186,7 @@
                 <w:sz w:val="22"/>
                 <w:szCs w:val="22"/>
               </w:rPr>
-              <w:t>c.</w:t>
-            </w:r>
-            <w:r>
-              <w:rPr>
-                <w:rFonts w:ascii="Arial" w:hAnsi="Arial" w:cs="Arial"/>
-                <w:color w:val="000000"/>
-                <w:sz w:val="22"/>
-                <w:szCs w:val="22"/>
-              </w:rPr>
-              <w:t>idContenu</w:t>
+              <w:t>c.idContenu</w:t>
             </w:r>
             <w:proofErr w:type="spellEnd"/>
             <w:proofErr w:type="gramEnd"/>
@@ -5245,34 +5218,7 @@
                 <w:szCs w:val="22"/>
               </w:rPr>
               <w:br/>
-              <w:t xml:space="preserve">FROM </w:t>
-            </w:r>
-            <w:r>
-              <w:rPr>
-                <w:rFonts w:ascii="Arial" w:hAnsi="Arial" w:cs="Arial"/>
-                <w:color w:val="000000"/>
-                <w:sz w:val="22"/>
-                <w:szCs w:val="22"/>
-              </w:rPr>
-              <w:t xml:space="preserve">CONTENU c, </w:t>
-            </w:r>
-            <w:r>
-              <w:rPr>
-                <w:rFonts w:ascii="Arial" w:hAnsi="Arial" w:cs="Arial"/>
-                <w:color w:val="000000"/>
-                <w:sz w:val="22"/>
-                <w:szCs w:val="22"/>
-              </w:rPr>
-              <w:t>TRADUCTION t, LANGUE l</w:t>
-            </w:r>
-            <w:r>
-              <w:rPr>
-                <w:rFonts w:ascii="Arial" w:hAnsi="Arial" w:cs="Arial"/>
-                <w:color w:val="000000"/>
-                <w:sz w:val="22"/>
-                <w:szCs w:val="22"/>
-              </w:rPr>
-              <w:t>, FILM f</w:t>
+              <w:t>FROM CONTENU c, TRADUCTION t, LANGUE l, FILM f</w:t>
             </w:r>
             <w:r>
               <w:rPr>
@@ -6639,13 +6585,7 @@
               <w:t>RECHERCHEV(B9 ;Facture ;2 ;FAUX)</w:t>
             </w:r>
             <w:r>
-              <w:t xml:space="preserve">) ; “Erreur saisie“ ; </w:t>
-            </w:r>
-            <w:r>
-              <w:t>RECHERCHEV(B9 ;Facture ;2 ;FAUX)</w:t>
-            </w:r>
-            <w:r>
-              <w:t xml:space="preserve">) </w:t>
+              <w:t xml:space="preserve">) ; “Erreur saisie“ ; RECHERCHEV(B9 ;Facture ;2 ;FAUX)) </w:t>
             </w:r>
             <w:r>
               <w:t>)</w:t>
@@ -7214,6 +7154,7 @@
                 <w:rFonts w:ascii="Arial" w:hAnsi="Arial" w:cs="Arial"/>
                 <w:sz w:val="22"/>
                 <w:szCs w:val="22"/>
+                <w:lang w:val="en-GB"/>
               </w:rPr>
             </w:pPr>
             <w:r>
@@ -7221,6 +7162,7 @@
                 <w:rFonts w:ascii="Arial" w:hAnsi="Arial" w:cs="Arial"/>
                 <w:sz w:val="22"/>
                 <w:szCs w:val="22"/>
+                <w:lang w:val="en-GB"/>
               </w:rPr>
               <w:t>=</w:t>
             </w:r>
@@ -7230,91 +7172,31 @@
                 <w:kern w:val="2"/>
                 <w:sz w:val="22"/>
                 <w:szCs w:val="22"/>
-                <w:lang w:eastAsia="zh-CN" w:bidi="hi-IN"/>
-              </w:rPr>
-              <w:t xml:space="preserve"> </w:t>
-            </w:r>
+                <w:lang w:val="en-GB" w:eastAsia="zh-CN" w:bidi="hi-IN"/>
+              </w:rPr>
+              <w:t xml:space="preserve"> G9*(1-</w:t>
+            </w:r>
+            <w:proofErr w:type="gramStart"/>
             <w:r>
               <w:rPr>
                 <w:rFonts w:ascii="Arial" w:eastAsia="Noto Serif CJK SC" w:hAnsi="Arial" w:cs="Lohit Devanagari"/>
                 <w:kern w:val="2"/>
                 <w:sz w:val="22"/>
                 <w:szCs w:val="22"/>
-                <w:lang w:eastAsia="zh-CN" w:bidi="hi-IN"/>
-              </w:rPr>
-              <w:t>G9*(1</w:t>
-            </w:r>
+                <w:lang w:val="en-GB" w:eastAsia="zh-CN" w:bidi="hi-IN"/>
+              </w:rPr>
+              <w:t>INDEX(</w:t>
+            </w:r>
+            <w:proofErr w:type="gramEnd"/>
             <w:r>
               <w:rPr>
                 <w:rFonts w:ascii="Arial" w:eastAsia="Noto Serif CJK SC" w:hAnsi="Arial" w:cs="Lohit Devanagari"/>
                 <w:kern w:val="2"/>
                 <w:sz w:val="22"/>
                 <w:szCs w:val="22"/>
-                <w:lang w:eastAsia="zh-CN" w:bidi="hi-IN"/>
-              </w:rPr>
-              <w:t>-</w:t>
-            </w:r>
-            <w:proofErr w:type="gramStart"/>
-            <w:r>
-              <w:rPr>
-                <w:rFonts w:ascii="Arial" w:eastAsia="Noto Serif CJK SC" w:hAnsi="Arial" w:cs="Lohit Devanagari"/>
-                <w:kern w:val="2"/>
-                <w:sz w:val="22"/>
-                <w:szCs w:val="22"/>
-                <w:lang w:eastAsia="zh-CN" w:bidi="hi-IN"/>
-              </w:rPr>
-              <w:t>INDEX(</w:t>
-            </w:r>
-            <w:proofErr w:type="gramEnd"/>
-            <w:r>
-              <w:rPr>
-                <w:rFonts w:ascii="Arial" w:eastAsia="Noto Serif CJK SC" w:hAnsi="Arial" w:cs="Lohit Devanagari"/>
-                <w:kern w:val="2"/>
-                <w:sz w:val="22"/>
-                <w:szCs w:val="22"/>
-                <w:lang w:eastAsia="zh-CN" w:bidi="hi-IN"/>
-              </w:rPr>
-              <w:t>Remise;</w:t>
-            </w:r>
-            <w:r>
-              <w:rPr>
-                <w:rFonts w:ascii="Arial" w:eastAsia="Noto Serif CJK SC" w:hAnsi="Arial" w:cs="Lohit Devanagari"/>
-                <w:kern w:val="2"/>
-                <w:sz w:val="22"/>
-                <w:szCs w:val="22"/>
-                <w:lang w:eastAsia="zh-CN" w:bidi="hi-IN"/>
-              </w:rPr>
-              <w:t xml:space="preserve"> </w:t>
-            </w:r>
-            <w:r>
-              <w:rPr>
-                <w:rFonts w:ascii="Arial" w:eastAsia="Noto Serif CJK SC" w:hAnsi="Arial" w:cs="Lohit Devanagari"/>
-                <w:kern w:val="2"/>
-                <w:sz w:val="22"/>
-                <w:szCs w:val="22"/>
-                <w:lang w:eastAsia="zh-CN" w:bidi="hi-IN"/>
-              </w:rPr>
-              <w:t>EQUIV(G9;Seuil;1)</w:t>
-            </w:r>
-            <w:r>
-              <w:rPr>
-                <w:rFonts w:ascii="Arial" w:eastAsia="Noto Serif CJK SC" w:hAnsi="Arial" w:cs="Lohit Devanagari"/>
-                <w:kern w:val="2"/>
-                <w:sz w:val="22"/>
-                <w:szCs w:val="22"/>
-                <w:lang w:eastAsia="zh-CN" w:bidi="hi-IN"/>
-              </w:rPr>
-              <w:t> ;2</w:t>
-            </w:r>
-            <w:r>
-              <w:rPr>
-                <w:rFonts w:ascii="Arial" w:eastAsia="Noto Serif CJK SC" w:hAnsi="Arial" w:cs="Lohit Devanagari"/>
-                <w:kern w:val="2"/>
-                <w:sz w:val="22"/>
-                <w:szCs w:val="22"/>
-                <w:lang w:eastAsia="zh-CN" w:bidi="hi-IN"/>
-              </w:rPr>
-              <w:t>))</w:t>
+                <w:lang w:val="en-GB" w:eastAsia="zh-CN" w:bidi="hi-IN"/>
+              </w:rPr>
+              <w:t>Remise; EQUIV(G9;Seuil;1) ;2))</w:t>
             </w:r>
           </w:p>
         </w:tc>
@@ -7330,6 +7212,7 @@
           <w:bCs/>
           <w:sz w:val="22"/>
           <w:szCs w:val="22"/>
+          <w:lang w:val="en-GB"/>
         </w:rPr>
       </w:pPr>
     </w:p>
@@ -9072,8 +8955,8 @@
         <w:tblLook w:val="04A0" w:firstRow="1" w:lastRow="0" w:firstColumn="1" w:lastColumn="0" w:noHBand="0" w:noVBand="1"/>
       </w:tblPr>
       <w:tblGrid>
-        <w:gridCol w:w="4475"/>
-        <w:gridCol w:w="4433"/>
+        <w:gridCol w:w="4474"/>
+        <w:gridCol w:w="4434"/>
       </w:tblGrid>
       <w:tr>
         <w:tc>
@@ -9085,6 +8968,7 @@
               <w:spacing w:after="120"/>
               <w:jc w:val="center"/>
               <w:rPr>
+                <w:rFonts w:ascii="Arial" w:hAnsi="Arial" w:cs="Arial"/>
                 <w:b/>
                 <w:bCs/>
                 <w:sz w:val="22"/>
@@ -9093,6 +8977,7 @@
             </w:pPr>
             <w:r>
               <w:rPr>
+                <w:rFonts w:ascii="Arial" w:hAnsi="Arial" w:cs="Arial"/>
                 <w:b/>
                 <w:bCs/>
                 <w:sz w:val="22"/>
@@ -9111,6 +8996,7 @@
               <w:spacing w:after="120"/>
               <w:jc w:val="center"/>
               <w:rPr>
+                <w:rFonts w:ascii="Arial" w:hAnsi="Arial" w:cs="Arial"/>
                 <w:b/>
                 <w:bCs/>
                 <w:sz w:val="22"/>
@@ -9119,6 +9005,7 @@
             </w:pPr>
             <w:r>
               <w:rPr>
+                <w:rFonts w:ascii="Arial" w:hAnsi="Arial" w:cs="Arial"/>
                 <w:b/>
                 <w:bCs/>
                 <w:sz w:val="22"/>
@@ -9143,12 +9030,14 @@
               </w:numPr>
               <w:spacing w:after="120"/>
               <w:rPr>
+                <w:rFonts w:ascii="Arial" w:hAnsi="Arial" w:cs="Arial"/>
                 <w:sz w:val="22"/>
                 <w:szCs w:val="22"/>
               </w:rPr>
             </w:pPr>
             <w:r>
               <w:rPr>
+                <w:rFonts w:ascii="Arial" w:hAnsi="Arial" w:cs="Arial"/>
                 <w:sz w:val="22"/>
                 <w:szCs w:val="22"/>
               </w:rPr>
@@ -9164,12 +9053,14 @@
               </w:numPr>
               <w:spacing w:after="120"/>
               <w:rPr>
+                <w:rFonts w:ascii="Arial" w:hAnsi="Arial" w:cs="Arial"/>
                 <w:sz w:val="22"/>
                 <w:szCs w:val="22"/>
               </w:rPr>
             </w:pPr>
             <w:r>
               <w:rPr>
+                <w:rFonts w:ascii="Arial" w:hAnsi="Arial" w:cs="Arial"/>
                 <w:sz w:val="22"/>
                 <w:szCs w:val="22"/>
               </w:rPr>
@@ -9185,12 +9076,14 @@
               </w:numPr>
               <w:spacing w:after="120"/>
               <w:rPr>
+                <w:rFonts w:ascii="Arial" w:hAnsi="Arial" w:cs="Arial"/>
                 <w:sz w:val="22"/>
                 <w:szCs w:val="22"/>
               </w:rPr>
             </w:pPr>
             <w:r>
               <w:rPr>
+                <w:rFonts w:ascii="Arial" w:hAnsi="Arial" w:cs="Arial"/>
                 <w:sz w:val="22"/>
                 <w:szCs w:val="22"/>
               </w:rPr>
@@ -9212,6 +9105,7 @@
               <w:spacing w:after="120"/>
               <w:jc w:val="both"/>
               <w:rPr>
+                <w:rFonts w:ascii="Arial" w:hAnsi="Arial" w:cs="Arial"/>
                 <w:b/>
                 <w:bCs/>
                 <w:sz w:val="22"/>
@@ -9220,6 +9114,7 @@
             </w:pPr>
             <w:r>
               <w:rPr>
+                <w:rFonts w:ascii="Arial" w:hAnsi="Arial" w:cs="Arial"/>
                 <w:sz w:val="22"/>
                 <w:szCs w:val="22"/>
               </w:rPr>
@@ -9236,6 +9131,7 @@
               <w:spacing w:after="120"/>
               <w:jc w:val="both"/>
               <w:rPr>
+                <w:rFonts w:ascii="Arial" w:hAnsi="Arial" w:cs="Arial"/>
                 <w:b/>
                 <w:bCs/>
                 <w:sz w:val="22"/>
@@ -9244,6 +9140,7 @@
             </w:pPr>
             <w:r>
               <w:rPr>
+                <w:rFonts w:ascii="Arial" w:hAnsi="Arial" w:cs="Arial"/>
                 <w:sz w:val="22"/>
                 <w:szCs w:val="22"/>
               </w:rPr>
@@ -9259,6 +9156,7 @@
               </w:numPr>
               <w:spacing w:after="120"/>
               <w:rPr>
+                <w:rFonts w:ascii="Arial" w:hAnsi="Arial" w:cs="Arial"/>
                 <w:b/>
                 <w:bCs/>
                 <w:sz w:val="22"/>
@@ -9267,6 +9165,7 @@
             </w:pPr>
             <w:r>
               <w:rPr>
+                <w:rFonts w:ascii="Arial" w:hAnsi="Arial" w:cs="Arial"/>
                 <w:sz w:val="22"/>
                 <w:szCs w:val="22"/>
               </w:rPr>
@@ -9517,6 +9416,109 @@
         <w:t>me Coffin.</w:t>
       </w:r>
     </w:p>
+    <w:tbl>
+      <w:tblPr>
+        <w:tblStyle w:val="Grilledutableau"/>
+        <w:tblW w:w="0" w:type="auto"/>
+        <w:tblInd w:w="720" w:type="dxa"/>
+        <w:tblLook w:val="04A0" w:firstRow="1" w:lastRow="0" w:firstColumn="1" w:lastColumn="0" w:noHBand="0" w:noVBand="1"/>
+      </w:tblPr>
+      <w:tblGrid>
+        <w:gridCol w:w="8908"/>
+      </w:tblGrid>
+      <w:tr>
+        <w:tc>
+          <w:tcPr>
+            <w:tcW w:w="9628" w:type="dxa"/>
+          </w:tcPr>
+          <w:p>
+            <w:pPr>
+              <w:spacing w:after="120"/>
+              <w:rPr>
+                <w:rFonts w:ascii="Arial" w:hAnsi="Arial" w:cs="Arial"/>
+                <w:sz w:val="22"/>
+                <w:szCs w:val="22"/>
+              </w:rPr>
+            </w:pPr>
+            <w:r>
+              <w:rPr>
+                <w:rFonts w:ascii="Arial" w:hAnsi="Arial" w:cs="Arial"/>
+                <w:sz w:val="22"/>
+                <w:szCs w:val="22"/>
+              </w:rPr>
+              <w:t>Projet de madame Oger : pour être conforme au RGPD, il va falloir que Popcorn renseigne les informations à caractères personnelles qui seront utilisées et communiquées à des tiers, quels tiers peuvent être impliqués, dans quel cadre, …</w:t>
+            </w:r>
+          </w:p>
+          <w:p>
+            <w:pPr>
+              <w:spacing w:after="120"/>
+              <w:rPr>
+                <w:rFonts w:ascii="Arial" w:hAnsi="Arial" w:cs="Arial"/>
+                <w:sz w:val="22"/>
+                <w:szCs w:val="22"/>
+              </w:rPr>
+            </w:pPr>
+            <w:r>
+              <w:rPr>
+                <w:rFonts w:ascii="Arial" w:hAnsi="Arial" w:cs="Arial"/>
+                <w:sz w:val="22"/>
+                <w:szCs w:val="22"/>
+              </w:rPr>
+              <w:t>Il faudra également recueillir le consentement explicite des utilisateurs (pas de cases pré cochée).</w:t>
+            </w:r>
+          </w:p>
+          <w:p>
+            <w:pPr>
+              <w:spacing w:after="120"/>
+              <w:rPr>
+                <w:rFonts w:ascii="Arial" w:hAnsi="Arial" w:cs="Arial"/>
+                <w:sz w:val="22"/>
+                <w:szCs w:val="22"/>
+              </w:rPr>
+            </w:pPr>
+            <w:r>
+              <w:rPr>
+                <w:rFonts w:ascii="Arial" w:hAnsi="Arial" w:cs="Arial"/>
+                <w:sz w:val="22"/>
+                <w:szCs w:val="22"/>
+              </w:rPr>
+              <w:t>Il faudra également que Popcorn tienne un registre de traitement des DCP avec le recensement des traitements des DCP, les conditions de collecte et les droits d’opposition.</w:t>
+            </w:r>
+          </w:p>
+          <w:p>
+            <w:pPr>
+              <w:spacing w:after="120"/>
+              <w:rPr>
+                <w:rFonts w:ascii="Arial" w:hAnsi="Arial" w:cs="Arial"/>
+                <w:sz w:val="22"/>
+                <w:szCs w:val="22"/>
+              </w:rPr>
+            </w:pPr>
+            <w:r>
+              <w:rPr>
+                <w:rFonts w:ascii="Arial" w:hAnsi="Arial" w:cs="Arial"/>
+                <w:sz w:val="22"/>
+                <w:szCs w:val="22"/>
+              </w:rPr>
+              <w:t>Solution de Mme Coffin : La délocalisation du serveur d’authentification au UK ne changera pas les devoirs de Popcorn par rapport au RGPD puisque c’est lié au pays de l’utilisateur.</w:t>
+            </w:r>
+          </w:p>
+        </w:tc>
+      </w:tr>
+    </w:tbl>
+    <w:p>
+      <w:pPr>
+        <w:spacing w:after="120"/>
+        <w:ind w:left="720"/>
+        <w:jc w:val="both"/>
+        <w:rPr>
+          <w:b/>
+          <w:bCs/>
+          <w:sz w:val="22"/>
+          <w:szCs w:val="22"/>
+        </w:rPr>
+      </w:pPr>
+    </w:p>
     <w:p>
       <w:pPr>
         <w:numPr>
@@ -9543,6 +9545,78 @@
         <w:t>Proposer des mesures garantissant la confidentialité des données du serveur d’authentification.</w:t>
       </w:r>
     </w:p>
+    <w:tbl>
+      <w:tblPr>
+        <w:tblStyle w:val="Grilledutableau"/>
+        <w:tblW w:w="0" w:type="auto"/>
+        <w:tblInd w:w="720" w:type="dxa"/>
+        <w:tblLook w:val="04A0" w:firstRow="1" w:lastRow="0" w:firstColumn="1" w:lastColumn="0" w:noHBand="0" w:noVBand="1"/>
+      </w:tblPr>
+      <w:tblGrid>
+        <w:gridCol w:w="8908"/>
+      </w:tblGrid>
+      <w:tr>
+        <w:tc>
+          <w:tcPr>
+            <w:tcW w:w="9628" w:type="dxa"/>
+          </w:tcPr>
+          <w:p>
+            <w:pPr>
+              <w:spacing w:after="120"/>
+              <w:rPr>
+                <w:rFonts w:ascii="Arial" w:hAnsi="Arial" w:cs="Arial"/>
+                <w:sz w:val="22"/>
+                <w:szCs w:val="22"/>
+              </w:rPr>
+            </w:pPr>
+            <w:r>
+              <w:rPr>
+                <w:rFonts w:ascii="Arial" w:hAnsi="Arial" w:cs="Arial"/>
+                <w:sz w:val="22"/>
+                <w:szCs w:val="22"/>
+              </w:rPr>
+              <w:t>Pour garantir la confidentialité des données du serveur d’authentification, on peut déjà le protéger avec un pare feu et utiliser des échanges chiffrés de données pour que les données transitant ne soient pas lisibles.</w:t>
+            </w:r>
+          </w:p>
+          <w:p>
+            <w:pPr>
+              <w:spacing w:after="120"/>
+              <w:rPr>
+                <w:rFonts w:ascii="Arial" w:hAnsi="Arial" w:cs="Arial"/>
+                <w:sz w:val="22"/>
+                <w:szCs w:val="22"/>
+              </w:rPr>
+            </w:pPr>
+            <w:r>
+              <w:rPr>
+                <w:rFonts w:ascii="Arial" w:hAnsi="Arial" w:cs="Arial"/>
+                <w:sz w:val="22"/>
+                <w:szCs w:val="22"/>
+              </w:rPr>
+              <w:t>On peut également utiliser un tunnel VPN pour sécuriser encore plus l’accès au serveur d’authentification.</w:t>
+            </w:r>
+          </w:p>
+          <w:p>
+            <w:pPr>
+              <w:spacing w:after="120"/>
+              <w:rPr>
+                <w:rFonts w:ascii="Arial" w:hAnsi="Arial" w:cs="Arial"/>
+                <w:sz w:val="22"/>
+                <w:szCs w:val="22"/>
+              </w:rPr>
+            </w:pPr>
+            <w:r>
+              <w:rPr>
+                <w:rFonts w:ascii="Arial" w:hAnsi="Arial" w:cs="Arial"/>
+                <w:sz w:val="22"/>
+                <w:szCs w:val="22"/>
+              </w:rPr>
+              <w:t>Les accès administrateurs du serveur d’authentification doivent également être restreints dans l’entreprise.</w:t>
+            </w:r>
+          </w:p>
+        </w:tc>
+      </w:tr>
+    </w:tbl>
     <w:p>
       <w:pPr>
         <w:jc w:val="both"/>
@@ -9687,6 +9761,131 @@
         <w:t>Rédiger un texte de 5 lignes aux utilisateurs présentant les règles à respecter pour éviter d’être victime d’un phishing.</w:t>
       </w:r>
     </w:p>
+    <w:tbl>
+      <w:tblPr>
+        <w:tblStyle w:val="Grilledutableau"/>
+        <w:tblW w:w="0" w:type="auto"/>
+        <w:tblInd w:w="720" w:type="dxa"/>
+        <w:tblLook w:val="04A0" w:firstRow="1" w:lastRow="0" w:firstColumn="1" w:lastColumn="0" w:noHBand="0" w:noVBand="1"/>
+      </w:tblPr>
+      <w:tblGrid>
+        <w:gridCol w:w="8908"/>
+      </w:tblGrid>
+      <w:tr>
+        <w:tc>
+          <w:tcPr>
+            <w:tcW w:w="9628" w:type="dxa"/>
+          </w:tcPr>
+          <w:p>
+            <w:pPr>
+              <w:spacing w:after="120"/>
+              <w:rPr>
+                <w:rFonts w:ascii="Arial" w:hAnsi="Arial" w:cs="Arial"/>
+                <w:sz w:val="22"/>
+                <w:szCs w:val="22"/>
+              </w:rPr>
+            </w:pPr>
+            <w:r>
+              <w:rPr>
+                <w:rFonts w:ascii="Arial" w:hAnsi="Arial" w:cs="Arial"/>
+                <w:sz w:val="22"/>
+                <w:szCs w:val="22"/>
+              </w:rPr>
+              <w:t>Chères utilisatrices et utilisateurs,</w:t>
+            </w:r>
+          </w:p>
+          <w:p>
+            <w:pPr>
+              <w:spacing w:after="120"/>
+              <w:rPr>
+                <w:rFonts w:ascii="Arial" w:hAnsi="Arial" w:cs="Arial"/>
+                <w:sz w:val="22"/>
+                <w:szCs w:val="22"/>
+              </w:rPr>
+            </w:pPr>
+            <w:r>
+              <w:rPr>
+                <w:rFonts w:ascii="Arial" w:hAnsi="Arial" w:cs="Arial"/>
+                <w:sz w:val="22"/>
+                <w:szCs w:val="22"/>
+              </w:rPr>
+              <w:t>Pour éviter que vous soyez victimes de tentatives de phishing, nous avons modifié notre façon de communiquer avec vous par mail.</w:t>
+            </w:r>
+          </w:p>
+          <w:p>
+            <w:pPr>
+              <w:spacing w:after="120"/>
+              <w:rPr>
+                <w:rFonts w:ascii="Arial" w:hAnsi="Arial" w:cs="Arial"/>
+                <w:sz w:val="22"/>
+                <w:szCs w:val="22"/>
+              </w:rPr>
+            </w:pPr>
+            <w:r>
+              <w:rPr>
+                <w:rFonts w:ascii="Arial" w:hAnsi="Arial" w:cs="Arial"/>
+                <w:sz w:val="22"/>
+                <w:szCs w:val="22"/>
+              </w:rPr>
+              <w:t xml:space="preserve">Nous ne demanderons </w:t>
+            </w:r>
+            <w:r>
+              <w:rPr>
+                <w:rFonts w:ascii="Arial" w:hAnsi="Arial" w:cs="Arial"/>
+                <w:sz w:val="22"/>
+                <w:szCs w:val="22"/>
+                <w:u w:val="single"/>
+              </w:rPr>
+              <w:t>jamais</w:t>
+            </w:r>
+            <w:r>
+              <w:rPr>
+                <w:rFonts w:ascii="Arial" w:hAnsi="Arial" w:cs="Arial"/>
+                <w:sz w:val="22"/>
+                <w:szCs w:val="22"/>
+              </w:rPr>
+              <w:t xml:space="preserve"> vos identifiants et nous ne mettrons jamais de liens vers des formulaires ou une demande de connexion.</w:t>
+            </w:r>
+          </w:p>
+          <w:p>
+            <w:pPr>
+              <w:spacing w:after="120"/>
+              <w:rPr>
+                <w:rFonts w:ascii="Arial" w:hAnsi="Arial" w:cs="Arial"/>
+                <w:sz w:val="22"/>
+                <w:szCs w:val="22"/>
+              </w:rPr>
+            </w:pPr>
+            <w:r>
+              <w:rPr>
+                <w:rFonts w:ascii="Arial" w:hAnsi="Arial" w:cs="Arial"/>
+                <w:sz w:val="22"/>
+                <w:szCs w:val="22"/>
+              </w:rPr>
+              <w:t xml:space="preserve">Si vous avez des doutes, vous pouvez vérifier que l’adresse de l’envoyeur termine bien par popcorn.com et ça sera pareil s’il y a un lien. </w:t>
+            </w:r>
+          </w:p>
+          <w:p>
+            <w:pPr>
+              <w:spacing w:after="120"/>
+              <w:rPr>
+                <w:rFonts w:ascii="Arial" w:hAnsi="Arial" w:cs="Arial"/>
+                <w:sz w:val="22"/>
+                <w:szCs w:val="22"/>
+              </w:rPr>
+            </w:pPr>
+            <w:r>
+              <w:rPr>
+                <w:rFonts w:ascii="Arial" w:hAnsi="Arial" w:cs="Arial"/>
+                <w:sz w:val="22"/>
+                <w:szCs w:val="22"/>
+              </w:rPr>
+              <w:t>Nous vous invitons à être méfiants si un lien est envoyé dans le mail.</w:t>
+            </w:r>
+          </w:p>
+        </w:tc>
+      </w:tr>
+    </w:tbl>
     <w:p>
       <w:pPr>
         <w:pStyle w:val="Sansinterligne"/>
